--- a/lab02/22691261_HaXuanPhu.docx
+++ b/lab02/22691261_HaXuanPhu.docx
@@ -21,17 +21,7 @@
           <w:sz w:val="26"/>
           <w:szCs w:val="26"/>
         </w:rPr>
-        <w:t>1. Bài t</w:t>
-      </w:r>
-      <w:r>
-        <w:rPr>
-          <w:rFonts w:ascii="Times New Roman" w:eastAsia="Times New Roman" w:hAnsi="Times New Roman" w:cs="Times New Roman"/>
-          <w:b/>
-          <w:bCs/>
-          <w:sz w:val="26"/>
-          <w:szCs w:val="26"/>
-        </w:rPr>
-        <w:t>ập áp dụng Singleton và Factory</w:t>
+        <w:t>1. Bài tập áp dụng Singleton và Factory</w:t>
       </w:r>
     </w:p>
     <w:p>
@@ -124,16 +114,7 @@
           <w:sz w:val="26"/>
           <w:szCs w:val="26"/>
         </w:rPr>
-        <w:t>Singleton: Xây dựng lớp OrderManager để quản lý danh sách tất cả đơn hàng trong ngày. Vì cả cửa hàng chỉ cần một bộ máy quản lý duy nhất để tránh xung đột dữ liệu, lớp này phải đượ</w:t>
-      </w:r>
-      <w:r>
-        <w:rPr>
-          <w:rFonts w:ascii="Times New Roman" w:eastAsia="Times New Roman" w:hAnsi="Times New Roman" w:cs="Times New Roman"/>
-          <w:bCs/>
-          <w:sz w:val="26"/>
-          <w:szCs w:val="26"/>
-        </w:rPr>
-        <w:t xml:space="preserve">c thiết kế </w:t>
+        <w:t xml:space="preserve">Singleton: Xây dựng lớp OrderManager để quản lý danh sách tất cả đơn hàng trong ngày. Vì cả cửa hàng chỉ cần một bộ máy quản lý duy nhất để tránh xung đột dữ liệu, lớp này phải được thiết kế </w:t>
       </w:r>
       <w:proofErr w:type="gramStart"/>
       <w:r>
@@ -401,15 +382,7 @@
           <w:szCs w:val="26"/>
         </w:rPr>
         <w:tab/>
-        <w:t xml:space="preserve">Mới tạo: </w:t>
-      </w:r>
-      <w:r>
-        <w:rPr>
-          <w:rFonts w:ascii="Times New Roman" w:eastAsia="Times New Roman" w:hAnsi="Times New Roman" w:cs="Times New Roman"/>
-          <w:sz w:val="26"/>
-          <w:szCs w:val="26"/>
-        </w:rPr>
-        <w:t>Kiểm tra thông tin đơn hàng.</w:t>
+        <w:t>Mới tạo: Kiểm tra thông tin đơn hàng.</w:t>
       </w:r>
       <w:r>
         <w:rPr>
@@ -641,50 +614,10 @@
         </w:rPr>
         <w:lastRenderedPageBreak/>
         <w:drawing>
-          <wp:inline distT="0" distB="0" distL="0" distR="0" wp14:anchorId="695AF12B" wp14:editId="3F1B5288">
+          <wp:inline distT="0" distB="0" distL="0" distR="0" wp14:anchorId="34953C0D" wp14:editId="3254CD20">
             <wp:extent cx="5943600" cy="3343275"/>
             <wp:effectExtent l="0" t="0" r="0" b="9525"/>
-            <wp:docPr id="1" name="Picture 1"/>
-            <wp:cNvGraphicFramePr>
-              <a:graphicFrameLocks xmlns:a="http://schemas.openxmlformats.org/drawingml/2006/main" noChangeAspect="1"/>
-            </wp:cNvGraphicFramePr>
-            <a:graphic xmlns:a="http://schemas.openxmlformats.org/drawingml/2006/main">
-              <a:graphicData uri="http://schemas.openxmlformats.org/drawingml/2006/picture">
-                <pic:pic xmlns:pic="http://schemas.openxmlformats.org/drawingml/2006/picture">
-                  <pic:nvPicPr>
-                    <pic:cNvPr id="1" name=""/>
-                    <pic:cNvPicPr/>
-                  </pic:nvPicPr>
-                  <pic:blipFill>
-                    <a:blip r:embed="rId5"/>
-                    <a:stretch>
-                      <a:fillRect/>
-                    </a:stretch>
-                  </pic:blipFill>
-                  <pic:spPr>
-                    <a:xfrm>
-                      <a:off x="0" y="0"/>
-                      <a:ext cx="5943600" cy="3343275"/>
-                    </a:xfrm>
-                    <a:prstGeom prst="rect">
-                      <a:avLst/>
-                    </a:prstGeom>
-                  </pic:spPr>
-                </pic:pic>
-              </a:graphicData>
-            </a:graphic>
-          </wp:inline>
-        </w:drawing>
-      </w:r>
-      <w:r>
-        <w:rPr>
-          <w:noProof/>
-        </w:rPr>
-        <w:drawing>
-          <wp:inline distT="0" distB="0" distL="0" distR="0" wp14:anchorId="78BF5792" wp14:editId="5F8F7E43">
-            <wp:extent cx="5943600" cy="2895600"/>
-            <wp:effectExtent l="0" t="0" r="0" b="0"/>
-            <wp:docPr id="2" name="Picture 2"/>
+            <wp:docPr id="5" name="Picture 5"/>
             <wp:cNvGraphicFramePr>
               <a:graphicFrameLocks xmlns:a="http://schemas.openxmlformats.org/drawingml/2006/main" noChangeAspect="1"/>
             </wp:cNvGraphicFramePr>
@@ -704,7 +637,7 @@
                   <pic:spPr>
                     <a:xfrm>
                       <a:off x="0" y="0"/>
-                      <a:ext cx="5943600" cy="2895600"/>
+                      <a:ext cx="5943600" cy="3343275"/>
                     </a:xfrm>
                     <a:prstGeom prst="rect">
                       <a:avLst/>
@@ -716,18 +649,43 @@
           </wp:inline>
         </w:drawing>
       </w:r>
-      <w:bookmarkStart w:id="0" w:name="_GoBack"/>
-      <w:bookmarkEnd w:id="0"/>
+    </w:p>
+    <w:p>
+      <w:pPr>
+        <w:ind w:left="360"/>
+        <w:rPr>
+          <w:rFonts w:ascii="Times New Roman" w:hAnsi="Times New Roman" w:cs="Times New Roman"/>
+          <w:sz w:val="26"/>
+          <w:szCs w:val="26"/>
+        </w:rPr>
+      </w:pPr>
+      <w:r>
+        <w:rPr>
+          <w:rFonts w:ascii="Times New Roman" w:hAnsi="Times New Roman" w:cs="Times New Roman"/>
+          <w:sz w:val="26"/>
+          <w:szCs w:val="26"/>
+        </w:rPr>
+        <w:t>B. Decorator Pattern (Dịch vụ bổ sung)</w:t>
+      </w:r>
+    </w:p>
+    <w:p>
+      <w:pPr>
+        <w:ind w:left="360"/>
+        <w:rPr>
+          <w:rFonts w:ascii="Times New Roman" w:hAnsi="Times New Roman" w:cs="Times New Roman"/>
+          <w:sz w:val="26"/>
+          <w:szCs w:val="26"/>
+        </w:rPr>
+      </w:pPr>
       <w:r>
         <w:rPr>
           <w:noProof/>
         </w:rPr>
-        <w:lastRenderedPageBreak/>
         <w:drawing>
-          <wp:inline distT="0" distB="0" distL="0" distR="0" wp14:anchorId="035152AB" wp14:editId="540CDCCA">
+          <wp:inline distT="0" distB="0" distL="0" distR="0" wp14:anchorId="03E968A5" wp14:editId="04C908CC">
             <wp:extent cx="5943600" cy="3343275"/>
             <wp:effectExtent l="0" t="0" r="0" b="9525"/>
-            <wp:docPr id="3" name="Picture 3"/>
+            <wp:docPr id="6" name="Picture 6"/>
             <wp:cNvGraphicFramePr>
               <a:graphicFrameLocks xmlns:a="http://schemas.openxmlformats.org/drawingml/2006/main" noChangeAspect="1"/>
             </wp:cNvGraphicFramePr>
@@ -759,15 +717,44 @@
           </wp:inline>
         </w:drawing>
       </w:r>
+    </w:p>
+    <w:p>
+      <w:pPr>
+        <w:ind w:left="360"/>
+        <w:rPr>
+          <w:rFonts w:ascii="Times New Roman" w:hAnsi="Times New Roman" w:cs="Times New Roman"/>
+          <w:sz w:val="26"/>
+          <w:szCs w:val="26"/>
+        </w:rPr>
+      </w:pPr>
+      <w:r>
+        <w:rPr>
+          <w:rFonts w:ascii="Times New Roman" w:hAnsi="Times New Roman" w:cs="Times New Roman"/>
+          <w:sz w:val="26"/>
+          <w:szCs w:val="26"/>
+        </w:rPr>
+        <w:t>C. State Pattern (Trạng thái đơn hàng)</w:t>
+      </w:r>
+    </w:p>
+    <w:p>
+      <w:pPr>
+        <w:ind w:left="360"/>
+        <w:rPr>
+          <w:rFonts w:ascii="Times New Roman" w:hAnsi="Times New Roman" w:cs="Times New Roman"/>
+          <w:sz w:val="26"/>
+          <w:szCs w:val="26"/>
+        </w:rPr>
+      </w:pPr>
       <w:r>
         <w:rPr>
           <w:noProof/>
         </w:rPr>
+        <w:lastRenderedPageBreak/>
         <w:drawing>
-          <wp:inline distT="0" distB="0" distL="0" distR="0" wp14:anchorId="381764C5" wp14:editId="10792D56">
+          <wp:inline distT="0" distB="0" distL="0" distR="0" wp14:anchorId="4505C99B" wp14:editId="26078F72">
             <wp:extent cx="5943600" cy="3343275"/>
             <wp:effectExtent l="0" t="0" r="0" b="9525"/>
-            <wp:docPr id="4" name="Picture 4"/>
+            <wp:docPr id="1" name="Picture 1"/>
             <wp:cNvGraphicFramePr>
               <a:graphicFrameLocks xmlns:a="http://schemas.openxmlformats.org/drawingml/2006/main" noChangeAspect="1"/>
             </wp:cNvGraphicFramePr>
@@ -809,14 +796,6 @@
           <w:szCs w:val="26"/>
         </w:rPr>
       </w:pPr>
-      <w:r>
-        <w:rPr>
-          <w:rFonts w:ascii="Times New Roman" w:hAnsi="Times New Roman" w:cs="Times New Roman"/>
-          <w:sz w:val="26"/>
-          <w:szCs w:val="26"/>
-        </w:rPr>
-        <w:t>B. Decorator Pattern (Dịch vụ bổ sung)</w:t>
-      </w:r>
     </w:p>
     <w:p>
       <w:pPr>
@@ -827,6 +806,40 @@
           <w:szCs w:val="26"/>
         </w:rPr>
       </w:pPr>
+      <w:r>
+        <w:rPr>
+          <w:rFonts w:ascii="Times New Roman" w:hAnsi="Times New Roman" w:cs="Times New Roman"/>
+          <w:sz w:val="26"/>
+          <w:szCs w:val="26"/>
+        </w:rPr>
+        <w:sym w:font="Wingdings" w:char="F0E8"/>
+      </w:r>
+      <w:r>
+        <w:rPr>
+          <w:rFonts w:ascii="Times New Roman" w:hAnsi="Times New Roman" w:cs="Times New Roman"/>
+          <w:sz w:val="26"/>
+          <w:szCs w:val="26"/>
+        </w:rPr>
+        <w:t xml:space="preserve"> </w:t>
+      </w:r>
+      <w:r>
+        <w:rPr>
+          <w:rFonts w:ascii="Times New Roman" w:hAnsi="Times New Roman" w:cs="Times New Roman"/>
+          <w:sz w:val="26"/>
+          <w:szCs w:val="26"/>
+        </w:rPr>
+        <w:t xml:space="preserve"> </w:t>
+      </w:r>
+      <w:r>
+        <w:rPr>
+          <w:rFonts w:ascii="Times New Roman" w:hAnsi="Times New Roman" w:cs="Times New Roman"/>
+          <w:sz w:val="26"/>
+          <w:szCs w:val="26"/>
+        </w:rPr>
+        <w:t>Chay chuong trinh</w:t>
+      </w:r>
+      <w:bookmarkStart w:id="0" w:name="_GoBack"/>
+      <w:bookmarkEnd w:id="0"/>
     </w:p>
     <w:p>
       <w:pPr>
@@ -839,11 +852,218 @@
       </w:pPr>
       <w:r>
         <w:rPr>
-          <w:rFonts w:ascii="Times New Roman" w:hAnsi="Times New Roman" w:cs="Times New Roman"/>
-          <w:sz w:val="26"/>
-          <w:szCs w:val="26"/>
-        </w:rPr>
-        <w:t>C. State Pattern (Trạng thái đơn hàng)</w:t>
+          <w:noProof/>
+        </w:rPr>
+        <w:drawing>
+          <wp:inline distT="0" distB="0" distL="0" distR="0" wp14:anchorId="7D598428" wp14:editId="7C458F87">
+            <wp:extent cx="5943600" cy="3343275"/>
+            <wp:effectExtent l="0" t="0" r="0" b="9525"/>
+            <wp:docPr id="7" name="Picture 7"/>
+            <wp:cNvGraphicFramePr>
+              <a:graphicFrameLocks xmlns:a="http://schemas.openxmlformats.org/drawingml/2006/main" noChangeAspect="1"/>
+            </wp:cNvGraphicFramePr>
+            <a:graphic xmlns:a="http://schemas.openxmlformats.org/drawingml/2006/main">
+              <a:graphicData uri="http://schemas.openxmlformats.org/drawingml/2006/picture">
+                <pic:pic xmlns:pic="http://schemas.openxmlformats.org/drawingml/2006/picture">
+                  <pic:nvPicPr>
+                    <pic:cNvPr id="1" name=""/>
+                    <pic:cNvPicPr/>
+                  </pic:nvPicPr>
+                  <pic:blipFill>
+                    <a:blip r:embed="rId9"/>
+                    <a:stretch>
+                      <a:fillRect/>
+                    </a:stretch>
+                  </pic:blipFill>
+                  <pic:spPr>
+                    <a:xfrm>
+                      <a:off x="0" y="0"/>
+                      <a:ext cx="5943600" cy="3343275"/>
+                    </a:xfrm>
+                    <a:prstGeom prst="rect">
+                      <a:avLst/>
+                    </a:prstGeom>
+                  </pic:spPr>
+                </pic:pic>
+              </a:graphicData>
+            </a:graphic>
+          </wp:inline>
+        </w:drawing>
+      </w:r>
+    </w:p>
+    <w:p>
+      <w:pPr>
+        <w:ind w:left="360" w:firstLine="360"/>
+        <w:rPr>
+          <w:rFonts w:ascii="Times New Roman" w:hAnsi="Times New Roman" w:cs="Times New Roman"/>
+          <w:b/>
+          <w:sz w:val="26"/>
+          <w:szCs w:val="26"/>
+        </w:rPr>
+      </w:pPr>
+    </w:p>
+    <w:p>
+      <w:pPr>
+        <w:ind w:left="360" w:firstLine="360"/>
+        <w:rPr>
+          <w:rFonts w:ascii="Times New Roman" w:hAnsi="Times New Roman" w:cs="Times New Roman"/>
+          <w:b/>
+          <w:sz w:val="26"/>
+          <w:szCs w:val="26"/>
+        </w:rPr>
+      </w:pPr>
+    </w:p>
+    <w:p>
+      <w:pPr>
+        <w:ind w:left="360" w:firstLine="360"/>
+        <w:rPr>
+          <w:rFonts w:ascii="Times New Roman" w:hAnsi="Times New Roman" w:cs="Times New Roman"/>
+          <w:b/>
+          <w:sz w:val="26"/>
+          <w:szCs w:val="26"/>
+        </w:rPr>
+      </w:pPr>
+    </w:p>
+    <w:p>
+      <w:pPr>
+        <w:ind w:left="360" w:firstLine="360"/>
+        <w:rPr>
+          <w:rFonts w:ascii="Times New Roman" w:hAnsi="Times New Roman" w:cs="Times New Roman"/>
+          <w:b/>
+          <w:sz w:val="26"/>
+          <w:szCs w:val="26"/>
+        </w:rPr>
+      </w:pPr>
+      <w:r>
+        <w:rPr>
+          <w:rFonts w:ascii="Times New Roman" w:hAnsi="Times New Roman" w:cs="Times New Roman"/>
+          <w:b/>
+          <w:sz w:val="26"/>
+          <w:szCs w:val="26"/>
+        </w:rPr>
+        <w:t>Kết luận</w:t>
+      </w:r>
+    </w:p>
+    <w:p>
+      <w:pPr>
+        <w:ind w:left="360"/>
+        <w:rPr>
+          <w:rFonts w:ascii="Times New Roman" w:hAnsi="Times New Roman" w:cs="Times New Roman"/>
+          <w:sz w:val="26"/>
+          <w:szCs w:val="26"/>
+        </w:rPr>
+      </w:pPr>
+      <w:r>
+        <w:rPr>
+          <w:rFonts w:ascii="Times New Roman" w:hAnsi="Times New Roman" w:cs="Times New Roman"/>
+          <w:sz w:val="26"/>
+          <w:szCs w:val="26"/>
+        </w:rPr>
+        <w:t>Việc kết hợp 3 Design Pattern này mang lại một hệ thống cực kỳ linh hoạ</w:t>
+      </w:r>
+      <w:r>
+        <w:rPr>
+          <w:rFonts w:ascii="Times New Roman" w:hAnsi="Times New Roman" w:cs="Times New Roman"/>
+          <w:sz w:val="26"/>
+          <w:szCs w:val="26"/>
+        </w:rPr>
+        <w:t>t:</w:t>
+      </w:r>
+    </w:p>
+    <w:p>
+      <w:pPr>
+        <w:ind w:left="360"/>
+        <w:rPr>
+          <w:rFonts w:ascii="Times New Roman" w:hAnsi="Times New Roman" w:cs="Times New Roman"/>
+          <w:sz w:val="26"/>
+          <w:szCs w:val="26"/>
+        </w:rPr>
+      </w:pPr>
+      <w:r>
+        <w:rPr>
+          <w:rFonts w:ascii="Times New Roman" w:hAnsi="Times New Roman" w:cs="Times New Roman"/>
+          <w:sz w:val="26"/>
+          <w:szCs w:val="26"/>
+        </w:rPr>
+        <w:t>State Pattern: Giúp tách biệt logic xử lý của từng giai đoạn (Mới tạo, Xử lý, Giao hàng). Khi bạn muốn thêm trạng thái "Hoàn trả", bạn chỉ cần tạo một lớp mới mà không làm xáo trộ</w:t>
+      </w:r>
+      <w:r>
+        <w:rPr>
+          <w:rFonts w:ascii="Times New Roman" w:hAnsi="Times New Roman" w:cs="Times New Roman"/>
+          <w:sz w:val="26"/>
+          <w:szCs w:val="26"/>
+        </w:rPr>
+        <w:t>n code cũ.</w:t>
+      </w:r>
+    </w:p>
+    <w:p>
+      <w:pPr>
+        <w:ind w:left="360"/>
+        <w:rPr>
+          <w:rFonts w:ascii="Times New Roman" w:hAnsi="Times New Roman" w:cs="Times New Roman"/>
+          <w:sz w:val="26"/>
+          <w:szCs w:val="26"/>
+        </w:rPr>
+      </w:pPr>
+      <w:r>
+        <w:rPr>
+          <w:rFonts w:ascii="Times New Roman" w:hAnsi="Times New Roman" w:cs="Times New Roman"/>
+          <w:sz w:val="26"/>
+          <w:szCs w:val="26"/>
+        </w:rPr>
+        <w:t>Strategy Pattern: Giúp hệ thống dễ dàng mở rộng các phương thức thanh toán mới trong tương lai mà không cần sửa đổi lớp xử lý chính (đảm bả</w:t>
+      </w:r>
+      <w:r>
+        <w:rPr>
+          <w:rFonts w:ascii="Times New Roman" w:hAnsi="Times New Roman" w:cs="Times New Roman"/>
+          <w:sz w:val="26"/>
+          <w:szCs w:val="26"/>
+        </w:rPr>
+        <w:t>o nguyên lý Open/Closed).</w:t>
+      </w:r>
+    </w:p>
+    <w:p>
+      <w:pPr>
+        <w:ind w:left="360"/>
+        <w:rPr>
+          <w:rFonts w:ascii="Times New Roman" w:hAnsi="Times New Roman" w:cs="Times New Roman"/>
+          <w:sz w:val="26"/>
+          <w:szCs w:val="26"/>
+        </w:rPr>
+      </w:pPr>
+      <w:r>
+        <w:rPr>
+          <w:rFonts w:ascii="Times New Roman" w:hAnsi="Times New Roman" w:cs="Times New Roman"/>
+          <w:sz w:val="26"/>
+          <w:szCs w:val="26"/>
+        </w:rPr>
+        <w:t>Decorator Pattern: Cho phép người dùng tùy biến đơn hàng một cách linh hoạt ("Gói quà" + "Bảo hiểm" + "Hỏa tốc"...) mà không cần tạo ra hàng chục lớp con kế thừa phức tạ</w:t>
+      </w:r>
+      <w:r>
+        <w:rPr>
+          <w:rFonts w:ascii="Times New Roman" w:hAnsi="Times New Roman" w:cs="Times New Roman"/>
+          <w:sz w:val="26"/>
+          <w:szCs w:val="26"/>
+        </w:rPr>
+        <w:t>p.</w:t>
+      </w:r>
+    </w:p>
+    <w:p>
+      <w:pPr>
+        <w:ind w:left="360"/>
+        <w:rPr>
+          <w:rFonts w:ascii="Times New Roman" w:hAnsi="Times New Roman" w:cs="Times New Roman"/>
+          <w:sz w:val="26"/>
+          <w:szCs w:val="26"/>
+        </w:rPr>
+      </w:pPr>
+      <w:r>
+        <w:rPr>
+          <w:rFonts w:ascii="Times New Roman" w:hAnsi="Times New Roman" w:cs="Times New Roman"/>
+          <w:sz w:val="26"/>
+          <w:szCs w:val="26"/>
+        </w:rPr>
+        <w:t>Sự kết hợp này giúp mã nguồn của bạn trở nên sạch sẽ (Clean Code), dễ bảo trì và mở rộng khi yêu cầu kinh doanh thay đổi.</w:t>
       </w:r>
     </w:p>
     <w:p>
@@ -1776,4 +1996,16 @@
     </a:ext>
   </a:extLst>
 </a:theme>
+</file>
+
+<file path=customXml/item1.xml><?xml version="1.0" encoding="utf-8"?>
+<b:Sources xmlns:b="http://schemas.openxmlformats.org/officeDocument/2006/bibliography" xmlns="http://schemas.openxmlformats.org/officeDocument/2006/bibliography" SelectedStyle="\APASixthEditionOfficeOnline.xsl" StyleName="APA" Version="6"/>
+</file>
+
+<file path=customXml/itemProps1.xml><?xml version="1.0" encoding="utf-8"?>
+<ds:datastoreItem xmlns:ds="http://schemas.openxmlformats.org/officeDocument/2006/customXml" ds:itemID="{680DAAF6-7AD9-4791-9E6E-7210397A341B}">
+  <ds:schemaRefs>
+    <ds:schemaRef ds:uri="http://schemas.openxmlformats.org/officeDocument/2006/bibliography"/>
+  </ds:schemaRefs>
+</ds:datastoreItem>
 </file>